--- a/docs/Supplier_Comparison_Agent_Proposal.docx
+++ b/docs/Supplier_Comparison_Agent_Proposal.docx
@@ -89,7 +89,7 @@
           <w:color w:val="555555"/>
           <w:sz w:val="18"/>
         </w:rPr>
-        <w:t xml:space="preserve"> · System design: </w:t>
+        <w:t xml:space="preserve"> · Technical document: </w:t>
       </w:r>
       <w:r>
         <w:rPr>
@@ -98,7 +98,7 @@
           <w:color w:val="555555"/>
           <w:sz w:val="18"/>
         </w:rPr>
-        <w:t>docs/WRITEUP.md</w:t>
+        <w:t>docs/Supplier_Comparison_Agent_Writeup.pdf</w:t>
       </w:r>
     </w:p>
     <w:p>
@@ -1176,7 +1176,7 @@
                 <w:b w:val="0"/>
                 <w:sz w:val="18"/>
               </w:rPr>
-              <w:t>Reads the quotes through read-only tools, weighs the trade-offs, recommends a supplier, and writes the rationale, negotiation points and risks. It may disagree with the computed #1, but must say so</w:t>
+              <w:t>Reads the quotes, the computed ranking and the levers (with read-only tools available if it needs more detail), weighs the trade-offs, recommends a supplier, and writes the rationale, negotiation points and risks. It may disagree with the computed #1, but must say so</w:t>
             </w:r>
           </w:p>
         </w:tc>
@@ -1305,7 +1305,7 @@
         <w:rPr>
           <w:b w:val="0"/>
         </w:rPr>
-        <w:t xml:space="preserve">The screen shows the agent's work while it happens (an activity trace of each step), labels AI text as </w:t>
+        <w:t xml:space="preserve">While the agent works, the screen shows an activity trace of its steps: the quotes loaded through the read-only data tool, the security scan, each LLM call and the output check. Short progress notes between those steps are generic placeholders, not the model's reasoning; the model's reasoning is the written rationale in the result. AI text is labelled </w:t>
       </w:r>
       <w:r>
         <w:rPr>
@@ -1331,7 +1331,7 @@
         <w:rPr>
           <w:b w:val="0"/>
         </w:rPr>
-        <w:t>, and links every recommendation to its full audit record.</w:t>
+        <w:t>, and every recommendation links to its full audit record.</w:t>
       </w:r>
     </w:p>
     <w:p>
@@ -1612,7 +1612,7 @@
                 <w:b w:val="0"/>
                 <w:sz w:val="18"/>
               </w:rPr>
-              <w:t>Scoring 200 suppliers takes about 2 ms. Adding products or suppliers means adding rows to a file, not adding headcount</w:t>
+              <w:t>Scoring 200 suppliers takes a few milliseconds. Adding products or suppliers means adding rows to a file, not adding headcount</w:t>
             </w:r>
           </w:p>
         </w:tc>
@@ -2475,7 +2475,7 @@
         <w:rPr>
           <w:b w:val="0"/>
         </w:rPr>
-        <w:t>The two quality KPIs are already measurable in our prototype: all 7 golden and adversarial evaluation cases pass, and in live runs against Claude all validated answers recommended a compared, non-flagged supplier. The cost and time KPIs need real quotations; they are the purpose of the pilot.</w:t>
+        <w:t>The two quality KPIs are already measurable in our prototype: all 7 golden and adversarial evaluation cases pass, and in live runs against Claude all validated answers recommended a compared, non-flagged supplier. Even with the injection detector switched off entirely, Claude never recommended an injecting supplier (3/3 adversarial cases). The cost and time KPIs need real quotations; they are the purpose of the pilot.</w:t>
       </w:r>
     </w:p>
     <w:p>
@@ -3091,7 +3091,7 @@
                 <w:b w:val="0"/>
                 <w:sz w:val="18"/>
               </w:rPr>
-              <w:t>Rule-based recommendation from the same numbers; the ranking appears first (about 0.1 s) and the AI text fills in</w:t>
+              <w:t>Rule-based recommendation from the same numbers; if the live agent stream fails, the page falls back to the computed ranking</w:t>
             </w:r>
           </w:p>
         </w:tc>
@@ -3196,7 +3196,7 @@
         <w:rPr>
           <w:b w:val="0"/>
         </w:rPr>
-        <w:t xml:space="preserve"> Scoring is linear: 0.08 ms for 5 suppliers, 2.2 ms for 200. The prompt is capped at the top 8 suppliers in detail, so a 200-supplier request still fits the gateway. A live 50-supplier run returned a validated AI recommendation.</w:t>
+        <w:t xml:space="preserve"> Scoring is linear: well under 1 ms for 5 suppliers and a few milliseconds for 200 (0.1–0.2 ms and 2–4 ms on our test machine). The prompt is capped at the top 8 suppliers in detail, so a 200-supplier request still fits the gateway. A live 50-supplier run returned a validated AI recommendation.</w:t>
       </w:r>
     </w:p>
     <w:p>
@@ -3767,7 +3767,7 @@
                 <w:b w:val="0"/>
                 <w:sz w:val="18"/>
               </w:rPr>
-              <w:t>Segment 3b: the live activity trace shows the scan, scoring, a read-only tool call, the model's reasoning and validation</w:t>
+              <w:t>Segment 3b: the activity trace shows the quotes loaded through the read-only tool, the security scan, the LLM call and the output check; the result shows the model's own rationale and choice</w:t>
             </w:r>
           </w:p>
         </w:tc>
